--- a/data/ai_texts/AI_text_176.docx
+++ b/data/ai_texts/AI_text_176.docx
@@ -24,7 +24,7 @@
     </w:p>
     <w:p>
       <w:r>
-        <w:t>Intelligent Design (ID) is a theory that suggests certain aspects of the universe and life forms are best explained by an intelligent cause, rather than random processes. This perspective challenges the traditional scientific categorization as it often intersects with philosophical and theological domains. On the other hand, macroevolution refers to large-scale evolutionary changes that occur over geologic time, often resulting in the emergence of new species and driven by mechanisms like mutation and selection (Ref-f348083). Scientific categorization places macroevolution within the realm of biology, as it is based on empirical evidence and testable hypotheses (Ref-f348083). The concept of proof in scientific theories involves the accumulation of evidence that supports or refutes a hypothesis, recognizing that absolute proof is elusive due to the ever-evolving nature of scientific understanding.</w:t>
+        <w:t>Intelligent Design (ID) is a theory that suggests certain aspects of the universe and life forms are best explained by an intelligent cause, rather than random processes. This perspective challenges the traditional scientific categorization as it often intersects with philosophical and theological domains. On the other hand, macroevolution refers to large-scale evolutionary changes that occur over geologic time, often resulting in the emergence of new species and driven by mechanisms like mutation and selection (Ref-s915943). Scientific categorization places macroevolution within the realm of biology, as it is based on empirical evidence and testable hypotheses (Ref-s915943). The concept of proof in scientific theories involves the accumulation of evidence that supports or refutes a hypothesis, recognizing that absolute proof is elusive due to the ever-evolving nature of scientific understanding.</w:t>
       </w:r>
     </w:p>
     <w:p>
